--- a/CÔNG TY TNHH CÔNG NGHỆ KIM LOẠI CHÂU Á/ChauA_ThayDoiThanhVien_DDPL/ChauA_GiayDeNghi_Mau13.docx
+++ b/CÔNG TY TNHH CÔNG NGHỆ KIM LOẠI CHÂU Á/ChauA_ThayDoiThanhVien_DDPL/ChauA_GiayDeNghi_Mau13.docx
@@ -373,7 +373,7 @@
                 <w:sz w:val="26"/>
                 <w:szCs w:val="26"/>
               </w:rPr>
-              <w:t xml:space="preserve">4 </w:t>
+              <w:t>2</w:t>
             </w:r>
             <w:r>
               <w:rPr>
@@ -381,6 +381,14 @@
                 <w:sz w:val="26"/>
                 <w:szCs w:val="26"/>
               </w:rPr>
+              <w:t xml:space="preserve"> </w:t>
+            </w:r>
+            <w:r>
+              <w:rPr>
+                <w:rFonts w:ascii="Times New Roman" w:eastAsia="Times New Roman" w:hAnsi="Times New Roman" w:cs="Times New Roman"/>
+                <w:sz w:val="26"/>
+                <w:szCs w:val="26"/>
+              </w:rPr>
               <w:t xml:space="preserve"> tháng </w:t>
             </w:r>
             <w:r>
@@ -389,8 +397,10 @@
                 <w:sz w:val="26"/>
                 <w:szCs w:val="26"/>
               </w:rPr>
-              <w:t>2</w:t>
-            </w:r>
+              <w:t>3</w:t>
+            </w:r>
+            <w:bookmarkStart w:id="1" w:name="_GoBack"/>
+            <w:bookmarkEnd w:id="1"/>
             <w:r>
               <w:rPr>
                 <w:rFonts w:ascii="Times New Roman" w:eastAsia="Times New Roman" w:hAnsi="Times New Roman" w:cs="Times New Roman"/>
@@ -819,7 +829,7 @@
           <w:szCs w:val="26"/>
         </w:rPr>
       </w:pPr>
-      <w:bookmarkStart w:id="1" w:name="_Hlk185520090"/>
+      <w:bookmarkStart w:id="2" w:name="_Hlk185520090"/>
       <w:r>
         <w:rPr>
           <w:rFonts w:ascii="Times New Roman" w:hAnsi="Times New Roman" w:cs="Times New Roman"/>
@@ -829,7 +839,7 @@
         <w:t xml:space="preserve">Số định danh cá nhân: 086089011231 </w:t>
       </w:r>
     </w:p>
-    <w:bookmarkEnd w:id="1"/>
+    <w:bookmarkEnd w:id="2"/>
     <w:p>
       <w:pPr>
         <w:tabs>
@@ -1135,200 +1145,24 @@
           <w:szCs w:val="26"/>
         </w:rPr>
         <w:lastRenderedPageBreak/>
-        <w:t>Ngư</w:t>
-      </w:r>
-      <w:r>
-        <w:rPr>
-          <w:rFonts w:ascii="Times New Roman" w:hAnsi="Times New Roman" w:cs="Times New Roman"/>
-          <w:sz w:val="26"/>
-          <w:szCs w:val="26"/>
-        </w:rPr>
-        <w:t>ờ</w:t>
-      </w:r>
-      <w:r>
-        <w:rPr>
-          <w:rFonts w:ascii="Times New Roman" w:hAnsi="Times New Roman" w:cs="Times New Roman"/>
-          <w:sz w:val="26"/>
-          <w:szCs w:val="26"/>
-        </w:rPr>
-        <w:t>i đ</w:t>
-      </w:r>
-      <w:r>
-        <w:rPr>
-          <w:rFonts w:ascii="Times New Roman" w:hAnsi="Times New Roman" w:cs="Times New Roman"/>
-          <w:sz w:val="26"/>
-          <w:szCs w:val="26"/>
-        </w:rPr>
-        <w:t>ạ</w:t>
-      </w:r>
-      <w:r>
-        <w:rPr>
-          <w:rFonts w:ascii="Times New Roman" w:hAnsi="Times New Roman" w:cs="Times New Roman"/>
-          <w:sz w:val="26"/>
-          <w:szCs w:val="26"/>
-        </w:rPr>
-        <w:t>i di</w:t>
-      </w:r>
-      <w:r>
-        <w:rPr>
-          <w:rFonts w:ascii="Times New Roman" w:hAnsi="Times New Roman" w:cs="Times New Roman"/>
-          <w:sz w:val="26"/>
-          <w:szCs w:val="26"/>
-        </w:rPr>
-        <w:t>ệ</w:t>
-      </w:r>
-      <w:r>
-        <w:rPr>
-          <w:rFonts w:ascii="Times New Roman" w:hAnsi="Times New Roman" w:cs="Times New Roman"/>
-          <w:sz w:val="26"/>
-          <w:szCs w:val="26"/>
-        </w:rPr>
-        <w:t>n theo pháp lu</w:t>
-      </w:r>
-      <w:r>
-        <w:rPr>
-          <w:rFonts w:ascii="Times New Roman" w:hAnsi="Times New Roman" w:cs="Times New Roman"/>
-          <w:sz w:val="26"/>
-          <w:szCs w:val="26"/>
-        </w:rPr>
-        <w:t>ậ</w:t>
-      </w:r>
-      <w:r>
-        <w:rPr>
-          <w:rFonts w:ascii="Times New Roman" w:hAnsi="Times New Roman" w:cs="Times New Roman"/>
-          <w:sz w:val="26"/>
-          <w:szCs w:val="26"/>
-        </w:rPr>
-        <w:t>t th</w:t>
-      </w:r>
-      <w:r>
-        <w:rPr>
-          <w:rFonts w:ascii="Times New Roman" w:hAnsi="Times New Roman" w:cs="Times New Roman"/>
-          <w:sz w:val="26"/>
-          <w:szCs w:val="26"/>
-        </w:rPr>
-        <w:t>ứ</w:t>
-      </w:r>
-      <w:r>
-        <w:rPr>
-          <w:rFonts w:ascii="Times New Roman" w:hAnsi="Times New Roman" w:cs="Times New Roman"/>
-          <w:sz w:val="26"/>
-          <w:szCs w:val="26"/>
-        </w:rPr>
-        <w:t xml:space="preserve"> hai sau khi thay đ</w:t>
-      </w:r>
-      <w:r>
-        <w:rPr>
-          <w:rFonts w:ascii="Times New Roman" w:hAnsi="Times New Roman" w:cs="Times New Roman"/>
-          <w:sz w:val="26"/>
-          <w:szCs w:val="26"/>
-        </w:rPr>
-        <w:t>ổ</w:t>
-      </w:r>
-      <w:r>
-        <w:rPr>
-          <w:rFonts w:ascii="Times New Roman" w:hAnsi="Times New Roman" w:cs="Times New Roman"/>
-          <w:sz w:val="26"/>
-          <w:szCs w:val="26"/>
-        </w:rPr>
-        <w:t>i:</w:t>
-      </w:r>
-    </w:p>
-    <w:p>
-      <w:pPr>
-        <w:rPr>
-          <w:rFonts w:ascii="Times New Roman" w:hAnsi="Times New Roman" w:cs="Times New Roman"/>
-          <w:sz w:val="26"/>
-          <w:szCs w:val="26"/>
-        </w:rPr>
-      </w:pPr>
-      <w:r>
-        <w:rPr>
-          <w:rFonts w:ascii="Times New Roman" w:hAnsi="Times New Roman" w:cs="Times New Roman"/>
-          <w:sz w:val="26"/>
-          <w:szCs w:val="26"/>
-        </w:rPr>
-        <w:t>H</w:t>
-      </w:r>
-      <w:r>
-        <w:rPr>
-          <w:rFonts w:ascii="Times New Roman" w:hAnsi="Times New Roman" w:cs="Times New Roman"/>
-          <w:sz w:val="26"/>
-          <w:szCs w:val="26"/>
-        </w:rPr>
-        <w:t>ọ</w:t>
-      </w:r>
-      <w:r>
-        <w:rPr>
-          <w:rFonts w:ascii="Times New Roman" w:hAnsi="Times New Roman" w:cs="Times New Roman"/>
-          <w:sz w:val="26"/>
-          <w:szCs w:val="26"/>
-        </w:rPr>
-        <w:t>, ch</w:t>
-      </w:r>
-      <w:r>
-        <w:rPr>
-          <w:rFonts w:ascii="Times New Roman" w:hAnsi="Times New Roman" w:cs="Times New Roman"/>
-          <w:sz w:val="26"/>
-          <w:szCs w:val="26"/>
-        </w:rPr>
-        <w:t>ữ</w:t>
-      </w:r>
-      <w:r>
-        <w:rPr>
-          <w:rFonts w:ascii="Times New Roman" w:hAnsi="Times New Roman" w:cs="Times New Roman"/>
-          <w:sz w:val="26"/>
-          <w:szCs w:val="26"/>
-        </w:rPr>
-        <w:t xml:space="preserve"> đ</w:t>
-      </w:r>
-      <w:r>
-        <w:rPr>
-          <w:rFonts w:ascii="Times New Roman" w:hAnsi="Times New Roman" w:cs="Times New Roman"/>
-          <w:sz w:val="26"/>
-          <w:szCs w:val="26"/>
-        </w:rPr>
-        <w:t>ệ</w:t>
-      </w:r>
-      <w:r>
-        <w:rPr>
-          <w:rFonts w:ascii="Times New Roman" w:hAnsi="Times New Roman" w:cs="Times New Roman"/>
-          <w:sz w:val="26"/>
-          <w:szCs w:val="26"/>
-        </w:rPr>
-        <w:t>m và tên (ghi b</w:t>
-      </w:r>
-      <w:r>
-        <w:rPr>
-          <w:rFonts w:ascii="Times New Roman" w:hAnsi="Times New Roman" w:cs="Times New Roman"/>
-          <w:sz w:val="26"/>
-          <w:szCs w:val="26"/>
-        </w:rPr>
-        <w:t>ằ</w:t>
-      </w:r>
-      <w:r>
-        <w:rPr>
-          <w:rFonts w:ascii="Times New Roman" w:hAnsi="Times New Roman" w:cs="Times New Roman"/>
-          <w:sz w:val="26"/>
-          <w:szCs w:val="26"/>
-        </w:rPr>
-        <w:t>ng ch</w:t>
-      </w:r>
-      <w:r>
-        <w:rPr>
-          <w:rFonts w:ascii="Times New Roman" w:hAnsi="Times New Roman" w:cs="Times New Roman"/>
-          <w:sz w:val="26"/>
-          <w:szCs w:val="26"/>
-        </w:rPr>
-        <w:t>ữ</w:t>
-      </w:r>
-      <w:r>
-        <w:rPr>
-          <w:rFonts w:ascii="Times New Roman" w:hAnsi="Times New Roman" w:cs="Times New Roman"/>
-          <w:sz w:val="26"/>
-          <w:szCs w:val="26"/>
-        </w:rPr>
-        <w:t xml:space="preserve"> in hoa): HUANG, PINGHUA</w:t>
+        <w:t>Người đại diện theo pháp luật thứ hai sau khi thay đổi:</w:t>
+      </w:r>
+    </w:p>
+    <w:p>
+      <w:pPr>
+        <w:rPr>
+          <w:rFonts w:ascii="Times New Roman" w:hAnsi="Times New Roman" w:cs="Times New Roman"/>
+          <w:sz w:val="26"/>
+          <w:szCs w:val="26"/>
+        </w:rPr>
+      </w:pPr>
+      <w:r>
+        <w:rPr>
+          <w:rFonts w:ascii="Times New Roman" w:hAnsi="Times New Roman" w:cs="Times New Roman"/>
+          <w:sz w:val="26"/>
+          <w:szCs w:val="26"/>
+        </w:rPr>
+        <w:t>Họ, chữ đệm và tên (ghi bằng chữ in hoa): HUANG, PINGHUA</w:t>
       </w:r>
     </w:p>
     <w:p>
@@ -1362,855 +1196,143 @@
           <w:sz w:val="26"/>
           <w:szCs w:val="26"/>
         </w:rPr>
-        <w:t>Gi</w:t>
-      </w:r>
-      <w:r>
-        <w:rPr>
-          <w:rFonts w:ascii="Times New Roman" w:hAnsi="Times New Roman" w:cs="Times New Roman"/>
-          <w:sz w:val="26"/>
-          <w:szCs w:val="26"/>
-        </w:rPr>
-        <w:t>ớ</w:t>
-      </w:r>
-      <w:r>
-        <w:rPr>
-          <w:rFonts w:ascii="Times New Roman" w:hAnsi="Times New Roman" w:cs="Times New Roman"/>
-          <w:sz w:val="26"/>
-          <w:szCs w:val="26"/>
-        </w:rPr>
-        <w:t>i tính: Nam</w:t>
-      </w:r>
-    </w:p>
-    <w:p>
-      <w:pPr>
-        <w:rPr>
-          <w:rFonts w:ascii="Times New Roman" w:hAnsi="Times New Roman" w:cs="Times New Roman"/>
-          <w:sz w:val="26"/>
-          <w:szCs w:val="26"/>
-        </w:rPr>
-      </w:pPr>
-      <w:r>
-        <w:rPr>
-          <w:rFonts w:ascii="Times New Roman" w:hAnsi="Times New Roman" w:cs="Times New Roman"/>
-          <w:sz w:val="26"/>
-          <w:szCs w:val="26"/>
-        </w:rPr>
-        <w:t>S</w:t>
-      </w:r>
-      <w:r>
-        <w:rPr>
-          <w:rFonts w:ascii="Times New Roman" w:hAnsi="Times New Roman" w:cs="Times New Roman"/>
-          <w:sz w:val="26"/>
-          <w:szCs w:val="26"/>
-        </w:rPr>
-        <w:t>ố</w:t>
-      </w:r>
-      <w:r>
-        <w:rPr>
-          <w:rFonts w:ascii="Times New Roman" w:hAnsi="Times New Roman" w:cs="Times New Roman"/>
-          <w:sz w:val="26"/>
-          <w:szCs w:val="26"/>
-        </w:rPr>
-        <w:t xml:space="preserve"> đ</w:t>
-      </w:r>
-      <w:r>
-        <w:rPr>
-          <w:rFonts w:ascii="Times New Roman" w:hAnsi="Times New Roman" w:cs="Times New Roman"/>
-          <w:sz w:val="26"/>
-          <w:szCs w:val="26"/>
-        </w:rPr>
-        <w:t>ị</w:t>
-      </w:r>
-      <w:r>
-        <w:rPr>
-          <w:rFonts w:ascii="Times New Roman" w:hAnsi="Times New Roman" w:cs="Times New Roman"/>
-          <w:sz w:val="26"/>
-          <w:szCs w:val="26"/>
-        </w:rPr>
-        <w:t xml:space="preserve">nh danh cá nhân:  </w:t>
-      </w:r>
-    </w:p>
-    <w:p>
-      <w:pPr>
-        <w:rPr>
-          <w:rFonts w:ascii="Times New Roman" w:hAnsi="Times New Roman" w:cs="Times New Roman"/>
-          <w:sz w:val="26"/>
-          <w:szCs w:val="26"/>
-        </w:rPr>
-      </w:pPr>
-      <w:r>
-        <w:rPr>
-          <w:rFonts w:ascii="Times New Roman" w:hAnsi="Times New Roman" w:cs="Times New Roman"/>
-          <w:sz w:val="26"/>
-          <w:szCs w:val="26"/>
-        </w:rPr>
-        <w:t>Ch</w:t>
-      </w:r>
-      <w:r>
-        <w:rPr>
-          <w:rFonts w:ascii="Times New Roman" w:hAnsi="Times New Roman" w:cs="Times New Roman"/>
-          <w:sz w:val="26"/>
-          <w:szCs w:val="26"/>
-        </w:rPr>
-        <w:t>ứ</w:t>
-      </w:r>
-      <w:r>
-        <w:rPr>
-          <w:rFonts w:ascii="Times New Roman" w:hAnsi="Times New Roman" w:cs="Times New Roman"/>
-          <w:sz w:val="26"/>
-          <w:szCs w:val="26"/>
-        </w:rPr>
-        <w:t>c danh: Phó giám đ</w:t>
-      </w:r>
-      <w:r>
-        <w:rPr>
-          <w:rFonts w:ascii="Times New Roman" w:hAnsi="Times New Roman" w:cs="Times New Roman"/>
-          <w:sz w:val="26"/>
-          <w:szCs w:val="26"/>
-        </w:rPr>
-        <w:t>ố</w:t>
-      </w:r>
-      <w:r>
-        <w:rPr>
-          <w:rFonts w:ascii="Times New Roman" w:hAnsi="Times New Roman" w:cs="Times New Roman"/>
-          <w:sz w:val="26"/>
-          <w:szCs w:val="26"/>
-        </w:rPr>
-        <w:t>c</w:t>
-      </w:r>
-    </w:p>
-    <w:p>
-      <w:pPr>
-        <w:rPr>
-          <w:rFonts w:ascii="Times New Roman" w:hAnsi="Times New Roman" w:cs="Times New Roman"/>
-          <w:sz w:val="26"/>
-          <w:szCs w:val="26"/>
-        </w:rPr>
-      </w:pPr>
-      <w:r>
-        <w:rPr>
-          <w:rFonts w:ascii="Times New Roman" w:hAnsi="Times New Roman" w:cs="Times New Roman"/>
-          <w:sz w:val="26"/>
-          <w:szCs w:val="26"/>
-        </w:rPr>
-        <w:t>Đ</w:t>
-      </w:r>
-      <w:r>
-        <w:rPr>
-          <w:rFonts w:ascii="Times New Roman" w:hAnsi="Times New Roman" w:cs="Times New Roman"/>
-          <w:sz w:val="26"/>
-          <w:szCs w:val="26"/>
-        </w:rPr>
-        <w:t>ị</w:t>
-      </w:r>
-      <w:r>
-        <w:rPr>
-          <w:rFonts w:ascii="Times New Roman" w:hAnsi="Times New Roman" w:cs="Times New Roman"/>
-          <w:sz w:val="26"/>
-          <w:szCs w:val="26"/>
-        </w:rPr>
-        <w:t>a ch</w:t>
-      </w:r>
-      <w:r>
-        <w:rPr>
-          <w:rFonts w:ascii="Times New Roman" w:hAnsi="Times New Roman" w:cs="Times New Roman"/>
-          <w:sz w:val="26"/>
-          <w:szCs w:val="26"/>
-        </w:rPr>
-        <w:t>ỉ</w:t>
-      </w:r>
-      <w:r>
-        <w:rPr>
-          <w:rFonts w:ascii="Times New Roman" w:hAnsi="Times New Roman" w:cs="Times New Roman"/>
-          <w:sz w:val="26"/>
-          <w:szCs w:val="26"/>
-        </w:rPr>
-        <w:t xml:space="preserve"> liên l</w:t>
-      </w:r>
-      <w:r>
-        <w:rPr>
-          <w:rFonts w:ascii="Times New Roman" w:hAnsi="Times New Roman" w:cs="Times New Roman"/>
-          <w:sz w:val="26"/>
-          <w:szCs w:val="26"/>
-        </w:rPr>
-        <w:t>ạ</w:t>
-      </w:r>
-      <w:r>
-        <w:rPr>
-          <w:rFonts w:ascii="Times New Roman" w:hAnsi="Times New Roman" w:cs="Times New Roman"/>
-          <w:sz w:val="26"/>
-          <w:szCs w:val="26"/>
-        </w:rPr>
-        <w:t xml:space="preserve">c: </w:t>
-      </w:r>
-    </w:p>
-    <w:p>
-      <w:pPr>
-        <w:rPr>
-          <w:rFonts w:ascii="Times New Roman" w:hAnsi="Times New Roman" w:cs="Times New Roman"/>
-          <w:sz w:val="26"/>
-          <w:szCs w:val="26"/>
-        </w:rPr>
-      </w:pPr>
-      <w:r>
-        <w:rPr>
-          <w:rFonts w:ascii="Times New Roman" w:hAnsi="Times New Roman" w:cs="Times New Roman"/>
-          <w:sz w:val="26"/>
-          <w:szCs w:val="26"/>
-        </w:rPr>
-        <w:t>S</w:t>
-      </w:r>
-      <w:r>
-        <w:rPr>
-          <w:rFonts w:ascii="Times New Roman" w:hAnsi="Times New Roman" w:cs="Times New Roman"/>
-          <w:sz w:val="26"/>
-          <w:szCs w:val="26"/>
-        </w:rPr>
-        <w:t>ố</w:t>
-      </w:r>
-      <w:r>
-        <w:rPr>
-          <w:rFonts w:ascii="Times New Roman" w:hAnsi="Times New Roman" w:cs="Times New Roman"/>
-          <w:sz w:val="26"/>
-          <w:szCs w:val="26"/>
-        </w:rPr>
-        <w:t xml:space="preserve"> nhà/phòng, ngách/h</w:t>
-      </w:r>
-      <w:r>
-        <w:rPr>
-          <w:rFonts w:ascii="Times New Roman" w:hAnsi="Times New Roman" w:cs="Times New Roman"/>
-          <w:sz w:val="26"/>
-          <w:szCs w:val="26"/>
-        </w:rPr>
-        <w:t>ẻ</w:t>
-      </w:r>
-      <w:r>
-        <w:rPr>
-          <w:rFonts w:ascii="Times New Roman" w:hAnsi="Times New Roman" w:cs="Times New Roman"/>
-          <w:sz w:val="26"/>
-          <w:szCs w:val="26"/>
-        </w:rPr>
-        <w:t>m, ngõ/ki</w:t>
-      </w:r>
-      <w:r>
-        <w:rPr>
-          <w:rFonts w:ascii="Times New Roman" w:hAnsi="Times New Roman" w:cs="Times New Roman"/>
-          <w:sz w:val="26"/>
-          <w:szCs w:val="26"/>
-        </w:rPr>
-        <w:t>ệ</w:t>
-      </w:r>
-      <w:r>
-        <w:rPr>
-          <w:rFonts w:ascii="Times New Roman" w:hAnsi="Times New Roman" w:cs="Times New Roman"/>
-          <w:sz w:val="26"/>
-          <w:szCs w:val="26"/>
-        </w:rPr>
-        <w:t>t, đư</w:t>
-      </w:r>
-      <w:r>
-        <w:rPr>
-          <w:rFonts w:ascii="Times New Roman" w:hAnsi="Times New Roman" w:cs="Times New Roman"/>
-          <w:sz w:val="26"/>
-          <w:szCs w:val="26"/>
-        </w:rPr>
-        <w:t>ờ</w:t>
-      </w:r>
-      <w:r>
-        <w:rPr>
-          <w:rFonts w:ascii="Times New Roman" w:hAnsi="Times New Roman" w:cs="Times New Roman"/>
-          <w:sz w:val="26"/>
-          <w:szCs w:val="26"/>
-        </w:rPr>
-        <w:t>ng/ph</w:t>
-      </w:r>
-      <w:r>
-        <w:rPr>
-          <w:rFonts w:ascii="Times New Roman" w:hAnsi="Times New Roman" w:cs="Times New Roman"/>
-          <w:sz w:val="26"/>
-          <w:szCs w:val="26"/>
-        </w:rPr>
-        <w:t>ố</w:t>
-      </w:r>
-      <w:r>
-        <w:rPr>
-          <w:rFonts w:ascii="Times New Roman" w:hAnsi="Times New Roman" w:cs="Times New Roman"/>
-          <w:sz w:val="26"/>
-          <w:szCs w:val="26"/>
-        </w:rPr>
-        <w:t>/đ</w:t>
-      </w:r>
-      <w:r>
-        <w:rPr>
-          <w:rFonts w:ascii="Times New Roman" w:hAnsi="Times New Roman" w:cs="Times New Roman"/>
-          <w:sz w:val="26"/>
-          <w:szCs w:val="26"/>
-        </w:rPr>
-        <w:t>ạ</w:t>
-      </w:r>
-      <w:r>
-        <w:rPr>
-          <w:rFonts w:ascii="Times New Roman" w:hAnsi="Times New Roman" w:cs="Times New Roman"/>
-          <w:sz w:val="26"/>
-          <w:szCs w:val="26"/>
-        </w:rPr>
-        <w:t>i l</w:t>
-      </w:r>
-      <w:r>
-        <w:rPr>
-          <w:rFonts w:ascii="Times New Roman" w:hAnsi="Times New Roman" w:cs="Times New Roman"/>
-          <w:sz w:val="26"/>
-          <w:szCs w:val="26"/>
-        </w:rPr>
-        <w:t>ộ</w:t>
-      </w:r>
-      <w:r>
-        <w:rPr>
-          <w:rFonts w:ascii="Times New Roman" w:hAnsi="Times New Roman" w:cs="Times New Roman"/>
-          <w:sz w:val="26"/>
-          <w:szCs w:val="26"/>
-        </w:rPr>
-        <w:t>, t</w:t>
-      </w:r>
-      <w:r>
-        <w:rPr>
-          <w:rFonts w:ascii="Times New Roman" w:hAnsi="Times New Roman" w:cs="Times New Roman"/>
-          <w:sz w:val="26"/>
-          <w:szCs w:val="26"/>
-        </w:rPr>
-        <w:t>ổ</w:t>
-      </w:r>
-      <w:r>
-        <w:rPr>
-          <w:rFonts w:ascii="Times New Roman" w:hAnsi="Times New Roman" w:cs="Times New Roman"/>
-          <w:sz w:val="26"/>
-          <w:szCs w:val="26"/>
-        </w:rPr>
-        <w:t>/xóm/</w:t>
-      </w:r>
-      <w:r>
-        <w:rPr>
-          <w:rFonts w:ascii="Times New Roman" w:hAnsi="Times New Roman" w:cs="Times New Roman"/>
-          <w:sz w:val="26"/>
-          <w:szCs w:val="26"/>
-        </w:rPr>
-        <w:t>ấ</w:t>
-      </w:r>
-      <w:r>
-        <w:rPr>
-          <w:rFonts w:ascii="Times New Roman" w:hAnsi="Times New Roman" w:cs="Times New Roman"/>
-          <w:sz w:val="26"/>
-          <w:szCs w:val="26"/>
-        </w:rPr>
-        <w:t>p/thôn: Th</w:t>
-      </w:r>
-      <w:r>
-        <w:rPr>
-          <w:rFonts w:ascii="Times New Roman" w:hAnsi="Times New Roman" w:cs="Times New Roman"/>
-          <w:sz w:val="26"/>
-          <w:szCs w:val="26"/>
-        </w:rPr>
-        <w:t>ử</w:t>
-      </w:r>
-      <w:r>
-        <w:rPr>
-          <w:rFonts w:ascii="Times New Roman" w:hAnsi="Times New Roman" w:cs="Times New Roman"/>
-          <w:sz w:val="26"/>
-          <w:szCs w:val="26"/>
-        </w:rPr>
-        <w:t>a đ</w:t>
-      </w:r>
-      <w:r>
-        <w:rPr>
-          <w:rFonts w:ascii="Times New Roman" w:hAnsi="Times New Roman" w:cs="Times New Roman"/>
-          <w:sz w:val="26"/>
-          <w:szCs w:val="26"/>
-        </w:rPr>
-        <w:t>ấ</w:t>
-      </w:r>
-      <w:r>
-        <w:rPr>
-          <w:rFonts w:ascii="Times New Roman" w:hAnsi="Times New Roman" w:cs="Times New Roman"/>
-          <w:sz w:val="26"/>
-          <w:szCs w:val="26"/>
-        </w:rPr>
-        <w:t>t s</w:t>
-      </w:r>
-      <w:r>
-        <w:rPr>
-          <w:rFonts w:ascii="Times New Roman" w:hAnsi="Times New Roman" w:cs="Times New Roman"/>
-          <w:sz w:val="26"/>
-          <w:szCs w:val="26"/>
-        </w:rPr>
-        <w:t>ố</w:t>
-      </w:r>
-      <w:r>
-        <w:rPr>
-          <w:rFonts w:ascii="Times New Roman" w:hAnsi="Times New Roman" w:cs="Times New Roman"/>
-          <w:sz w:val="26"/>
-          <w:szCs w:val="26"/>
-        </w:rPr>
-        <w:t xml:space="preserve"> 12, T</w:t>
-      </w:r>
-      <w:r>
-        <w:rPr>
-          <w:rFonts w:ascii="Times New Roman" w:hAnsi="Times New Roman" w:cs="Times New Roman"/>
-          <w:sz w:val="26"/>
-          <w:szCs w:val="26"/>
-        </w:rPr>
-        <w:t>ờ</w:t>
-      </w:r>
-      <w:r>
-        <w:rPr>
-          <w:rFonts w:ascii="Times New Roman" w:hAnsi="Times New Roman" w:cs="Times New Roman"/>
-          <w:sz w:val="26"/>
-          <w:szCs w:val="26"/>
-        </w:rPr>
-        <w:t xml:space="preserve"> b</w:t>
-      </w:r>
-      <w:r>
-        <w:rPr>
-          <w:rFonts w:ascii="Times New Roman" w:hAnsi="Times New Roman" w:cs="Times New Roman"/>
-          <w:sz w:val="26"/>
-          <w:szCs w:val="26"/>
-        </w:rPr>
-        <w:t>ả</w:t>
-      </w:r>
-      <w:r>
-        <w:rPr>
-          <w:rFonts w:ascii="Times New Roman" w:hAnsi="Times New Roman" w:cs="Times New Roman"/>
-          <w:sz w:val="26"/>
-          <w:szCs w:val="26"/>
-        </w:rPr>
-        <w:t>n đ</w:t>
-      </w:r>
-      <w:r>
-        <w:rPr>
-          <w:rFonts w:ascii="Times New Roman" w:hAnsi="Times New Roman" w:cs="Times New Roman"/>
-          <w:sz w:val="26"/>
-          <w:szCs w:val="26"/>
-        </w:rPr>
-        <w:t>ồ</w:t>
-      </w:r>
-      <w:r>
-        <w:rPr>
-          <w:rFonts w:ascii="Times New Roman" w:hAnsi="Times New Roman" w:cs="Times New Roman"/>
-          <w:sz w:val="26"/>
-          <w:szCs w:val="26"/>
-        </w:rPr>
-        <w:t xml:space="preserve"> s</w:t>
-      </w:r>
-      <w:r>
-        <w:rPr>
-          <w:rFonts w:ascii="Times New Roman" w:hAnsi="Times New Roman" w:cs="Times New Roman"/>
-          <w:sz w:val="26"/>
-          <w:szCs w:val="26"/>
-        </w:rPr>
-        <w:t>ố</w:t>
-      </w:r>
-      <w:r>
-        <w:rPr>
-          <w:rFonts w:ascii="Times New Roman" w:hAnsi="Times New Roman" w:cs="Times New Roman"/>
-          <w:sz w:val="26"/>
-          <w:szCs w:val="26"/>
-        </w:rPr>
-        <w:t xml:space="preserve"> 110, Khu ph</w:t>
-      </w:r>
-      <w:r>
-        <w:rPr>
-          <w:rFonts w:ascii="Times New Roman" w:hAnsi="Times New Roman" w:cs="Times New Roman"/>
-          <w:sz w:val="26"/>
-          <w:szCs w:val="26"/>
-        </w:rPr>
-        <w:t>ố</w:t>
-      </w:r>
-      <w:r>
-        <w:rPr>
-          <w:rFonts w:ascii="Times New Roman" w:hAnsi="Times New Roman" w:cs="Times New Roman"/>
-          <w:sz w:val="26"/>
-          <w:szCs w:val="26"/>
-        </w:rPr>
-        <w:t xml:space="preserve"> Bình Thu</w:t>
-      </w:r>
-      <w:r>
-        <w:rPr>
-          <w:rFonts w:ascii="Times New Roman" w:hAnsi="Times New Roman" w:cs="Times New Roman"/>
-          <w:sz w:val="26"/>
-          <w:szCs w:val="26"/>
-        </w:rPr>
-        <w:t>ậ</w:t>
-      </w:r>
-      <w:r>
-        <w:rPr>
-          <w:rFonts w:ascii="Times New Roman" w:hAnsi="Times New Roman" w:cs="Times New Roman"/>
-          <w:sz w:val="26"/>
-          <w:szCs w:val="26"/>
-        </w:rPr>
-        <w:t>n 2</w:t>
-      </w:r>
-    </w:p>
-    <w:p>
-      <w:pPr>
-        <w:rPr>
-          <w:rFonts w:ascii="Times New Roman" w:hAnsi="Times New Roman" w:cs="Times New Roman"/>
-          <w:sz w:val="26"/>
-          <w:szCs w:val="26"/>
-        </w:rPr>
-      </w:pPr>
-      <w:r>
-        <w:rPr>
-          <w:rFonts w:ascii="Times New Roman" w:hAnsi="Times New Roman" w:cs="Times New Roman"/>
-          <w:sz w:val="26"/>
-          <w:szCs w:val="26"/>
-        </w:rPr>
-        <w:t>Xã/Phư</w:t>
-      </w:r>
-      <w:r>
-        <w:rPr>
-          <w:rFonts w:ascii="Times New Roman" w:hAnsi="Times New Roman" w:cs="Times New Roman"/>
-          <w:sz w:val="26"/>
-          <w:szCs w:val="26"/>
-        </w:rPr>
-        <w:t>ờ</w:t>
-      </w:r>
-      <w:r>
-        <w:rPr>
-          <w:rFonts w:ascii="Times New Roman" w:hAnsi="Times New Roman" w:cs="Times New Roman"/>
-          <w:sz w:val="26"/>
-          <w:szCs w:val="26"/>
-        </w:rPr>
-        <w:t>ng/Đ</w:t>
-      </w:r>
-      <w:r>
-        <w:rPr>
-          <w:rFonts w:ascii="Times New Roman" w:hAnsi="Times New Roman" w:cs="Times New Roman"/>
-          <w:sz w:val="26"/>
-          <w:szCs w:val="26"/>
-        </w:rPr>
-        <w:t>ặ</w:t>
-      </w:r>
-      <w:r>
-        <w:rPr>
-          <w:rFonts w:ascii="Times New Roman" w:hAnsi="Times New Roman" w:cs="Times New Roman"/>
-          <w:sz w:val="26"/>
-          <w:szCs w:val="26"/>
-        </w:rPr>
-        <w:t>c khu: Phư</w:t>
-      </w:r>
-      <w:r>
-        <w:rPr>
-          <w:rFonts w:ascii="Times New Roman" w:hAnsi="Times New Roman" w:cs="Times New Roman"/>
-          <w:sz w:val="26"/>
-          <w:szCs w:val="26"/>
-        </w:rPr>
-        <w:t>ờ</w:t>
-      </w:r>
-      <w:r>
-        <w:rPr>
-          <w:rFonts w:ascii="Times New Roman" w:hAnsi="Times New Roman" w:cs="Times New Roman"/>
-          <w:sz w:val="26"/>
-          <w:szCs w:val="26"/>
-        </w:rPr>
-        <w:t>ng Thu</w:t>
-      </w:r>
-      <w:r>
-        <w:rPr>
-          <w:rFonts w:ascii="Times New Roman" w:hAnsi="Times New Roman" w:cs="Times New Roman"/>
-          <w:sz w:val="26"/>
-          <w:szCs w:val="26"/>
-        </w:rPr>
-        <w:t>ậ</w:t>
-      </w:r>
-      <w:r>
-        <w:rPr>
-          <w:rFonts w:ascii="Times New Roman" w:hAnsi="Times New Roman" w:cs="Times New Roman"/>
-          <w:sz w:val="26"/>
-          <w:szCs w:val="26"/>
-        </w:rPr>
-        <w:t>n Giao</w:t>
-      </w:r>
-    </w:p>
-    <w:p>
-      <w:pPr>
-        <w:rPr>
-          <w:rFonts w:ascii="Times New Roman" w:hAnsi="Times New Roman" w:cs="Times New Roman"/>
-          <w:sz w:val="26"/>
-          <w:szCs w:val="26"/>
-        </w:rPr>
-      </w:pPr>
-      <w:r>
-        <w:rPr>
-          <w:rFonts w:ascii="Times New Roman" w:hAnsi="Times New Roman" w:cs="Times New Roman"/>
-          <w:sz w:val="26"/>
-          <w:szCs w:val="26"/>
-        </w:rPr>
-        <w:t>T</w:t>
-      </w:r>
-      <w:r>
-        <w:rPr>
-          <w:rFonts w:ascii="Times New Roman" w:hAnsi="Times New Roman" w:cs="Times New Roman"/>
-          <w:sz w:val="26"/>
-          <w:szCs w:val="26"/>
-        </w:rPr>
-        <w:t>ỉ</w:t>
-      </w:r>
-      <w:r>
-        <w:rPr>
-          <w:rFonts w:ascii="Times New Roman" w:hAnsi="Times New Roman" w:cs="Times New Roman"/>
-          <w:sz w:val="26"/>
-          <w:szCs w:val="26"/>
-        </w:rPr>
-        <w:t>nh/Thành ph</w:t>
-      </w:r>
-      <w:r>
-        <w:rPr>
-          <w:rFonts w:ascii="Times New Roman" w:hAnsi="Times New Roman" w:cs="Times New Roman"/>
-          <w:sz w:val="26"/>
-          <w:szCs w:val="26"/>
-        </w:rPr>
-        <w:t>ố</w:t>
-      </w:r>
-      <w:r>
-        <w:rPr>
-          <w:rFonts w:ascii="Times New Roman" w:hAnsi="Times New Roman" w:cs="Times New Roman"/>
-          <w:sz w:val="26"/>
-          <w:szCs w:val="26"/>
-        </w:rPr>
-        <w:t xml:space="preserve"> tr</w:t>
-      </w:r>
-      <w:r>
-        <w:rPr>
-          <w:rFonts w:ascii="Times New Roman" w:hAnsi="Times New Roman" w:cs="Times New Roman"/>
-          <w:sz w:val="26"/>
-          <w:szCs w:val="26"/>
-        </w:rPr>
-        <w:t>ự</w:t>
-      </w:r>
-      <w:r>
-        <w:rPr>
-          <w:rFonts w:ascii="Times New Roman" w:hAnsi="Times New Roman" w:cs="Times New Roman"/>
-          <w:sz w:val="26"/>
-          <w:szCs w:val="26"/>
-        </w:rPr>
-        <w:t>c thu</w:t>
-      </w:r>
-      <w:r>
-        <w:rPr>
-          <w:rFonts w:ascii="Times New Roman" w:hAnsi="Times New Roman" w:cs="Times New Roman"/>
-          <w:sz w:val="26"/>
-          <w:szCs w:val="26"/>
-        </w:rPr>
-        <w:t>ộ</w:t>
-      </w:r>
-      <w:r>
-        <w:rPr>
-          <w:rFonts w:ascii="Times New Roman" w:hAnsi="Times New Roman" w:cs="Times New Roman"/>
-          <w:sz w:val="26"/>
-          <w:szCs w:val="26"/>
-        </w:rPr>
-        <w:t>c tr</w:t>
-      </w:r>
-      <w:r>
-        <w:rPr>
-          <w:rFonts w:ascii="Times New Roman" w:hAnsi="Times New Roman" w:cs="Times New Roman"/>
-          <w:sz w:val="26"/>
-          <w:szCs w:val="26"/>
-        </w:rPr>
-        <w:t>ung ương: Thành ph</w:t>
-      </w:r>
-      <w:r>
-        <w:rPr>
-          <w:rFonts w:ascii="Times New Roman" w:hAnsi="Times New Roman" w:cs="Times New Roman"/>
-          <w:sz w:val="26"/>
-          <w:szCs w:val="26"/>
-        </w:rPr>
-        <w:t>ố</w:t>
-      </w:r>
-      <w:r>
-        <w:rPr>
-          <w:rFonts w:ascii="Times New Roman" w:hAnsi="Times New Roman" w:cs="Times New Roman"/>
-          <w:sz w:val="26"/>
-          <w:szCs w:val="26"/>
-        </w:rPr>
-        <w:t xml:space="preserve"> H</w:t>
-      </w:r>
-      <w:r>
-        <w:rPr>
-          <w:rFonts w:ascii="Times New Roman" w:hAnsi="Times New Roman" w:cs="Times New Roman"/>
-          <w:sz w:val="26"/>
-          <w:szCs w:val="26"/>
-        </w:rPr>
-        <w:t>ồ</w:t>
-      </w:r>
-      <w:r>
-        <w:rPr>
-          <w:rFonts w:ascii="Times New Roman" w:hAnsi="Times New Roman" w:cs="Times New Roman"/>
-          <w:sz w:val="26"/>
-          <w:szCs w:val="26"/>
-        </w:rPr>
-        <w:t xml:space="preserve"> Chí Minh</w:t>
-      </w:r>
-    </w:p>
-    <w:p>
-      <w:pPr>
-        <w:rPr>
-          <w:rFonts w:ascii="Times New Roman" w:hAnsi="Times New Roman" w:cs="Times New Roman"/>
-          <w:sz w:val="26"/>
-          <w:szCs w:val="26"/>
-        </w:rPr>
-      </w:pPr>
-      <w:r>
-        <w:rPr>
-          <w:rFonts w:ascii="Times New Roman" w:hAnsi="Times New Roman" w:cs="Times New Roman"/>
-          <w:sz w:val="26"/>
-          <w:szCs w:val="26"/>
-        </w:rPr>
-        <w:t>Qu</w:t>
-      </w:r>
-      <w:r>
-        <w:rPr>
-          <w:rFonts w:ascii="Times New Roman" w:hAnsi="Times New Roman" w:cs="Times New Roman"/>
-          <w:sz w:val="26"/>
-          <w:szCs w:val="26"/>
-        </w:rPr>
-        <w:t>ố</w:t>
-      </w:r>
-      <w:r>
-        <w:rPr>
-          <w:rFonts w:ascii="Times New Roman" w:hAnsi="Times New Roman" w:cs="Times New Roman"/>
-          <w:sz w:val="26"/>
-          <w:szCs w:val="26"/>
-        </w:rPr>
-        <w:t>c gia: Vi</w:t>
-      </w:r>
-      <w:r>
-        <w:rPr>
-          <w:rFonts w:ascii="Times New Roman" w:hAnsi="Times New Roman" w:cs="Times New Roman"/>
-          <w:sz w:val="26"/>
-          <w:szCs w:val="26"/>
-        </w:rPr>
-        <w:t>ệ</w:t>
-      </w:r>
-      <w:r>
-        <w:rPr>
-          <w:rFonts w:ascii="Times New Roman" w:hAnsi="Times New Roman" w:cs="Times New Roman"/>
-          <w:sz w:val="26"/>
-          <w:szCs w:val="26"/>
-        </w:rPr>
-        <w:t>t Nam</w:t>
-      </w:r>
-    </w:p>
-    <w:p>
-      <w:pPr>
-        <w:rPr>
-          <w:rFonts w:ascii="Times New Roman" w:hAnsi="Times New Roman" w:cs="Times New Roman"/>
-          <w:sz w:val="26"/>
-          <w:szCs w:val="26"/>
-        </w:rPr>
-      </w:pPr>
-      <w:r>
-        <w:rPr>
-          <w:rFonts w:ascii="Times New Roman" w:hAnsi="Times New Roman" w:cs="Times New Roman"/>
-          <w:sz w:val="26"/>
-          <w:szCs w:val="26"/>
-        </w:rPr>
-        <w:t>Đi</w:t>
-      </w:r>
-      <w:r>
-        <w:rPr>
-          <w:rFonts w:ascii="Times New Roman" w:hAnsi="Times New Roman" w:cs="Times New Roman"/>
-          <w:sz w:val="26"/>
-          <w:szCs w:val="26"/>
-        </w:rPr>
-        <w:t>ệ</w:t>
-      </w:r>
-      <w:r>
-        <w:rPr>
-          <w:rFonts w:ascii="Times New Roman" w:hAnsi="Times New Roman" w:cs="Times New Roman"/>
-          <w:sz w:val="26"/>
-          <w:szCs w:val="26"/>
-        </w:rPr>
-        <w:t>n tho</w:t>
-      </w:r>
-      <w:r>
-        <w:rPr>
-          <w:rFonts w:ascii="Times New Roman" w:hAnsi="Times New Roman" w:cs="Times New Roman"/>
-          <w:sz w:val="26"/>
-          <w:szCs w:val="26"/>
-        </w:rPr>
-        <w:t>ạ</w:t>
-      </w:r>
-      <w:r>
-        <w:rPr>
-          <w:rFonts w:ascii="Times New Roman" w:hAnsi="Times New Roman" w:cs="Times New Roman"/>
-          <w:sz w:val="26"/>
-          <w:szCs w:val="26"/>
-        </w:rPr>
-        <w:t>i (n</w:t>
-      </w:r>
-      <w:r>
-        <w:rPr>
-          <w:rFonts w:ascii="Times New Roman" w:hAnsi="Times New Roman" w:cs="Times New Roman"/>
-          <w:sz w:val="26"/>
-          <w:szCs w:val="26"/>
-        </w:rPr>
-        <w:t>ế</w:t>
-      </w:r>
-      <w:r>
-        <w:rPr>
-          <w:rFonts w:ascii="Times New Roman" w:hAnsi="Times New Roman" w:cs="Times New Roman"/>
-          <w:sz w:val="26"/>
-          <w:szCs w:val="26"/>
-        </w:rPr>
-        <w:t>u có): 0938767090   Thư đi</w:t>
-      </w:r>
-      <w:r>
-        <w:rPr>
-          <w:rFonts w:ascii="Times New Roman" w:hAnsi="Times New Roman" w:cs="Times New Roman"/>
-          <w:sz w:val="26"/>
-          <w:szCs w:val="26"/>
-        </w:rPr>
-        <w:t>ệ</w:t>
-      </w:r>
-      <w:r>
-        <w:rPr>
-          <w:rFonts w:ascii="Times New Roman" w:hAnsi="Times New Roman" w:cs="Times New Roman"/>
-          <w:sz w:val="26"/>
-          <w:szCs w:val="26"/>
-        </w:rPr>
-        <w:t>n t</w:t>
-      </w:r>
-      <w:r>
-        <w:rPr>
-          <w:rFonts w:ascii="Times New Roman" w:hAnsi="Times New Roman" w:cs="Times New Roman"/>
-          <w:sz w:val="26"/>
-          <w:szCs w:val="26"/>
-        </w:rPr>
-        <w:t>ử</w:t>
-      </w:r>
-      <w:r>
-        <w:rPr>
-          <w:rFonts w:ascii="Times New Roman" w:hAnsi="Times New Roman" w:cs="Times New Roman"/>
-          <w:sz w:val="26"/>
-          <w:szCs w:val="26"/>
-        </w:rPr>
-        <w:t xml:space="preserve"> (n</w:t>
-      </w:r>
-      <w:r>
-        <w:rPr>
-          <w:rFonts w:ascii="Times New Roman" w:hAnsi="Times New Roman" w:cs="Times New Roman"/>
-          <w:sz w:val="26"/>
-          <w:szCs w:val="26"/>
-        </w:rPr>
-        <w:t>ế</w:t>
-      </w:r>
-      <w:r>
-        <w:rPr>
-          <w:rFonts w:ascii="Times New Roman" w:hAnsi="Times New Roman" w:cs="Times New Roman"/>
-          <w:sz w:val="26"/>
-          <w:szCs w:val="26"/>
-        </w:rPr>
-        <w:t>u có): …………</w:t>
+        <w:t>Giới tính: Nam</w:t>
+      </w:r>
+    </w:p>
+    <w:p>
+      <w:pPr>
+        <w:rPr>
+          <w:rFonts w:ascii="Times New Roman" w:hAnsi="Times New Roman" w:cs="Times New Roman"/>
+          <w:sz w:val="26"/>
+          <w:szCs w:val="26"/>
+        </w:rPr>
+      </w:pPr>
+      <w:r>
+        <w:rPr>
+          <w:rFonts w:ascii="Times New Roman" w:hAnsi="Times New Roman" w:cs="Times New Roman"/>
+          <w:sz w:val="26"/>
+          <w:szCs w:val="26"/>
+        </w:rPr>
+        <w:t xml:space="preserve">Số định danh cá nhân:  </w:t>
+      </w:r>
+    </w:p>
+    <w:p>
+      <w:pPr>
+        <w:rPr>
+          <w:rFonts w:ascii="Times New Roman" w:hAnsi="Times New Roman" w:cs="Times New Roman"/>
+          <w:sz w:val="26"/>
+          <w:szCs w:val="26"/>
+        </w:rPr>
+      </w:pPr>
+      <w:r>
+        <w:rPr>
+          <w:rFonts w:ascii="Times New Roman" w:hAnsi="Times New Roman" w:cs="Times New Roman"/>
+          <w:sz w:val="26"/>
+          <w:szCs w:val="26"/>
+        </w:rPr>
+        <w:t>Chức danh: Phó giám đốc</w:t>
+      </w:r>
+    </w:p>
+    <w:p>
+      <w:pPr>
+        <w:rPr>
+          <w:rFonts w:ascii="Times New Roman" w:hAnsi="Times New Roman" w:cs="Times New Roman"/>
+          <w:sz w:val="26"/>
+          <w:szCs w:val="26"/>
+        </w:rPr>
+      </w:pPr>
+      <w:r>
+        <w:rPr>
+          <w:rFonts w:ascii="Times New Roman" w:hAnsi="Times New Roman" w:cs="Times New Roman"/>
+          <w:sz w:val="26"/>
+          <w:szCs w:val="26"/>
+        </w:rPr>
+        <w:t xml:space="preserve">Địa chỉ liên lạc: </w:t>
+      </w:r>
+    </w:p>
+    <w:p>
+      <w:pPr>
+        <w:rPr>
+          <w:rFonts w:ascii="Times New Roman" w:hAnsi="Times New Roman" w:cs="Times New Roman"/>
+          <w:sz w:val="26"/>
+          <w:szCs w:val="26"/>
+        </w:rPr>
+      </w:pPr>
+      <w:r>
+        <w:rPr>
+          <w:rFonts w:ascii="Times New Roman" w:hAnsi="Times New Roman" w:cs="Times New Roman"/>
+          <w:sz w:val="26"/>
+          <w:szCs w:val="26"/>
+        </w:rPr>
+        <w:t>Số nhà/phòng, ngách/hẻm, ngõ/kiệt, đường/phố/đại lộ, tổ/xóm/ấp/thôn: Thửa đất số 12, Tờ bản đồ số 110, Khu phố Bình Thuận 2</w:t>
+      </w:r>
+    </w:p>
+    <w:p>
+      <w:pPr>
+        <w:rPr>
+          <w:rFonts w:ascii="Times New Roman" w:hAnsi="Times New Roman" w:cs="Times New Roman"/>
+          <w:sz w:val="26"/>
+          <w:szCs w:val="26"/>
+        </w:rPr>
+      </w:pPr>
+      <w:r>
+        <w:rPr>
+          <w:rFonts w:ascii="Times New Roman" w:hAnsi="Times New Roman" w:cs="Times New Roman"/>
+          <w:sz w:val="26"/>
+          <w:szCs w:val="26"/>
+        </w:rPr>
+        <w:t>Xã/Phường/Đặc khu: Phường Thuận Giao</w:t>
+      </w:r>
+    </w:p>
+    <w:p>
+      <w:pPr>
+        <w:rPr>
+          <w:rFonts w:ascii="Times New Roman" w:hAnsi="Times New Roman" w:cs="Times New Roman"/>
+          <w:sz w:val="26"/>
+          <w:szCs w:val="26"/>
+        </w:rPr>
+      </w:pPr>
+      <w:r>
+        <w:rPr>
+          <w:rFonts w:ascii="Times New Roman" w:hAnsi="Times New Roman" w:cs="Times New Roman"/>
+          <w:sz w:val="26"/>
+          <w:szCs w:val="26"/>
+        </w:rPr>
+        <w:t>Tỉnh/Thành phố trực thuộc trung ương: Thành phố Hồ Chí Minh</w:t>
+      </w:r>
+    </w:p>
+    <w:p>
+      <w:pPr>
+        <w:rPr>
+          <w:rFonts w:ascii="Times New Roman" w:hAnsi="Times New Roman" w:cs="Times New Roman"/>
+          <w:sz w:val="26"/>
+          <w:szCs w:val="26"/>
+        </w:rPr>
+      </w:pPr>
+      <w:r>
+        <w:rPr>
+          <w:rFonts w:ascii="Times New Roman" w:hAnsi="Times New Roman" w:cs="Times New Roman"/>
+          <w:sz w:val="26"/>
+          <w:szCs w:val="26"/>
+        </w:rPr>
+        <w:t>Quốc gia: Việt Nam</w:t>
+      </w:r>
+    </w:p>
+    <w:p>
+      <w:pPr>
+        <w:rPr>
+          <w:rFonts w:ascii="Times New Roman" w:hAnsi="Times New Roman" w:cs="Times New Roman"/>
+          <w:sz w:val="26"/>
+          <w:szCs w:val="26"/>
+        </w:rPr>
+      </w:pPr>
+      <w:r>
+        <w:rPr>
+          <w:rFonts w:ascii="Times New Roman" w:hAnsi="Times New Roman" w:cs="Times New Roman"/>
+          <w:sz w:val="26"/>
+          <w:szCs w:val="26"/>
+        </w:rPr>
+        <w:t>Điện thoại (nếu có): 0938767090   Thư điện tử (nếu có): …………</w:t>
       </w:r>
     </w:p>
     <w:p>
@@ -2244,484 +1366,7 @@
           <w:sz w:val="26"/>
           <w:szCs w:val="26"/>
         </w:rPr>
-        <w:t>Trư</w:t>
-      </w:r>
-      <w:r>
-        <w:rPr>
-          <w:rFonts w:ascii="Times New Roman" w:hAnsi="Times New Roman" w:cs="Times New Roman"/>
-          <w:i/>
-          <w:sz w:val="26"/>
-          <w:szCs w:val="26"/>
-        </w:rPr>
-        <w:t>ờ</w:t>
-      </w:r>
-      <w:r>
-        <w:rPr>
-          <w:rFonts w:ascii="Times New Roman" w:hAnsi="Times New Roman" w:cs="Times New Roman"/>
-          <w:i/>
-          <w:sz w:val="26"/>
-          <w:szCs w:val="26"/>
-        </w:rPr>
-        <w:t>ng h</w:t>
-      </w:r>
-      <w:r>
-        <w:rPr>
-          <w:rFonts w:ascii="Times New Roman" w:hAnsi="Times New Roman" w:cs="Times New Roman"/>
-          <w:i/>
-          <w:sz w:val="26"/>
-          <w:szCs w:val="26"/>
-        </w:rPr>
-        <w:t>ợ</w:t>
-      </w:r>
-      <w:r>
-        <w:rPr>
-          <w:rFonts w:ascii="Times New Roman" w:hAnsi="Times New Roman" w:cs="Times New Roman"/>
-          <w:i/>
-          <w:sz w:val="26"/>
-          <w:szCs w:val="26"/>
-        </w:rPr>
-        <w:t>p không có s</w:t>
-      </w:r>
-      <w:r>
-        <w:rPr>
-          <w:rFonts w:ascii="Times New Roman" w:hAnsi="Times New Roman" w:cs="Times New Roman"/>
-          <w:i/>
-          <w:sz w:val="26"/>
-          <w:szCs w:val="26"/>
-        </w:rPr>
-        <w:t>ố</w:t>
-      </w:r>
-      <w:r>
-        <w:rPr>
-          <w:rFonts w:ascii="Times New Roman" w:hAnsi="Times New Roman" w:cs="Times New Roman"/>
-          <w:i/>
-          <w:sz w:val="26"/>
-          <w:szCs w:val="26"/>
-        </w:rPr>
-        <w:t xml:space="preserve"> đ</w:t>
-      </w:r>
-      <w:r>
-        <w:rPr>
-          <w:rFonts w:ascii="Times New Roman" w:hAnsi="Times New Roman" w:cs="Times New Roman"/>
-          <w:i/>
-          <w:sz w:val="26"/>
-          <w:szCs w:val="26"/>
-        </w:rPr>
-        <w:t>ị</w:t>
-      </w:r>
-      <w:r>
-        <w:rPr>
-          <w:rFonts w:ascii="Times New Roman" w:hAnsi="Times New Roman" w:cs="Times New Roman"/>
-          <w:i/>
-          <w:sz w:val="26"/>
-          <w:szCs w:val="26"/>
-        </w:rPr>
-        <w:t>nh danh cá nhân ho</w:t>
-      </w:r>
-      <w:r>
-        <w:rPr>
-          <w:rFonts w:ascii="Times New Roman" w:hAnsi="Times New Roman" w:cs="Times New Roman"/>
-          <w:i/>
-          <w:sz w:val="26"/>
-          <w:szCs w:val="26"/>
-        </w:rPr>
-        <w:t>ặ</w:t>
-      </w:r>
-      <w:r>
-        <w:rPr>
-          <w:rFonts w:ascii="Times New Roman" w:hAnsi="Times New Roman" w:cs="Times New Roman"/>
-          <w:i/>
-          <w:sz w:val="26"/>
-          <w:szCs w:val="26"/>
-        </w:rPr>
-        <w:t>c vi</w:t>
-      </w:r>
-      <w:r>
-        <w:rPr>
-          <w:rFonts w:ascii="Times New Roman" w:hAnsi="Times New Roman" w:cs="Times New Roman"/>
-          <w:i/>
-          <w:sz w:val="26"/>
-          <w:szCs w:val="26"/>
-        </w:rPr>
-        <w:t>ệ</w:t>
-      </w:r>
-      <w:r>
-        <w:rPr>
-          <w:rFonts w:ascii="Times New Roman" w:hAnsi="Times New Roman" w:cs="Times New Roman"/>
-          <w:i/>
-          <w:sz w:val="26"/>
-          <w:szCs w:val="26"/>
-        </w:rPr>
-        <w:t>c k</w:t>
-      </w:r>
-      <w:r>
-        <w:rPr>
-          <w:rFonts w:ascii="Times New Roman" w:hAnsi="Times New Roman" w:cs="Times New Roman"/>
-          <w:i/>
-          <w:sz w:val="26"/>
-          <w:szCs w:val="26"/>
-        </w:rPr>
-        <w:t>ế</w:t>
-      </w:r>
-      <w:r>
-        <w:rPr>
-          <w:rFonts w:ascii="Times New Roman" w:hAnsi="Times New Roman" w:cs="Times New Roman"/>
-          <w:i/>
-          <w:sz w:val="26"/>
-          <w:szCs w:val="26"/>
-        </w:rPr>
-        <w:t>t n</w:t>
-      </w:r>
-      <w:r>
-        <w:rPr>
-          <w:rFonts w:ascii="Times New Roman" w:hAnsi="Times New Roman" w:cs="Times New Roman"/>
-          <w:i/>
-          <w:sz w:val="26"/>
-          <w:szCs w:val="26"/>
-        </w:rPr>
-        <w:t>ố</w:t>
-      </w:r>
-      <w:r>
-        <w:rPr>
-          <w:rFonts w:ascii="Times New Roman" w:hAnsi="Times New Roman" w:cs="Times New Roman"/>
-          <w:i/>
-          <w:sz w:val="26"/>
-          <w:szCs w:val="26"/>
-        </w:rPr>
-        <w:t>i gi</w:t>
-      </w:r>
-      <w:r>
-        <w:rPr>
-          <w:rFonts w:ascii="Times New Roman" w:hAnsi="Times New Roman" w:cs="Times New Roman"/>
-          <w:i/>
-          <w:sz w:val="26"/>
-          <w:szCs w:val="26"/>
-        </w:rPr>
-        <w:t>ữ</w:t>
-      </w:r>
-      <w:r>
-        <w:rPr>
-          <w:rFonts w:ascii="Times New Roman" w:hAnsi="Times New Roman" w:cs="Times New Roman"/>
-          <w:i/>
-          <w:sz w:val="26"/>
-          <w:szCs w:val="26"/>
-        </w:rPr>
-        <w:t>a Cơ s</w:t>
-      </w:r>
-      <w:r>
-        <w:rPr>
-          <w:rFonts w:ascii="Times New Roman" w:hAnsi="Times New Roman" w:cs="Times New Roman"/>
-          <w:i/>
-          <w:sz w:val="26"/>
-          <w:szCs w:val="26"/>
-        </w:rPr>
-        <w:t>ở</w:t>
-      </w:r>
-      <w:r>
-        <w:rPr>
-          <w:rFonts w:ascii="Times New Roman" w:hAnsi="Times New Roman" w:cs="Times New Roman"/>
-          <w:i/>
-          <w:sz w:val="26"/>
-          <w:szCs w:val="26"/>
-        </w:rPr>
-        <w:t xml:space="preserve"> d</w:t>
-      </w:r>
-      <w:r>
-        <w:rPr>
-          <w:rFonts w:ascii="Times New Roman" w:hAnsi="Times New Roman" w:cs="Times New Roman"/>
-          <w:i/>
-          <w:sz w:val="26"/>
-          <w:szCs w:val="26"/>
-        </w:rPr>
-        <w:t>ữ</w:t>
-      </w:r>
-      <w:r>
-        <w:rPr>
-          <w:rFonts w:ascii="Times New Roman" w:hAnsi="Times New Roman" w:cs="Times New Roman"/>
-          <w:i/>
-          <w:sz w:val="26"/>
-          <w:szCs w:val="26"/>
-        </w:rPr>
-        <w:t xml:space="preserve"> li</w:t>
-      </w:r>
-      <w:r>
-        <w:rPr>
-          <w:rFonts w:ascii="Times New Roman" w:hAnsi="Times New Roman" w:cs="Times New Roman"/>
-          <w:i/>
-          <w:sz w:val="26"/>
-          <w:szCs w:val="26"/>
-        </w:rPr>
-        <w:t>ệ</w:t>
-      </w:r>
-      <w:r>
-        <w:rPr>
-          <w:rFonts w:ascii="Times New Roman" w:hAnsi="Times New Roman" w:cs="Times New Roman"/>
-          <w:i/>
-          <w:sz w:val="26"/>
-          <w:szCs w:val="26"/>
-        </w:rPr>
-        <w:t>u qu</w:t>
-      </w:r>
-      <w:r>
-        <w:rPr>
-          <w:rFonts w:ascii="Times New Roman" w:hAnsi="Times New Roman" w:cs="Times New Roman"/>
-          <w:i/>
-          <w:sz w:val="26"/>
-          <w:szCs w:val="26"/>
-        </w:rPr>
-        <w:t>ố</w:t>
-      </w:r>
-      <w:r>
-        <w:rPr>
-          <w:rFonts w:ascii="Times New Roman" w:hAnsi="Times New Roman" w:cs="Times New Roman"/>
-          <w:i/>
-          <w:sz w:val="26"/>
-          <w:szCs w:val="26"/>
-        </w:rPr>
-        <w:t>c gia v</w:t>
-      </w:r>
-      <w:r>
-        <w:rPr>
-          <w:rFonts w:ascii="Times New Roman" w:hAnsi="Times New Roman" w:cs="Times New Roman"/>
-          <w:i/>
-          <w:sz w:val="26"/>
-          <w:szCs w:val="26"/>
-        </w:rPr>
-        <w:t>ề</w:t>
-      </w:r>
-      <w:r>
-        <w:rPr>
-          <w:rFonts w:ascii="Times New Roman" w:hAnsi="Times New Roman" w:cs="Times New Roman"/>
-          <w:i/>
-          <w:sz w:val="26"/>
-          <w:szCs w:val="26"/>
-        </w:rPr>
-        <w:t xml:space="preserve"> đăng ký doanh nghi</w:t>
-      </w:r>
-      <w:r>
-        <w:rPr>
-          <w:rFonts w:ascii="Times New Roman" w:hAnsi="Times New Roman" w:cs="Times New Roman"/>
-          <w:i/>
-          <w:sz w:val="26"/>
-          <w:szCs w:val="26"/>
-        </w:rPr>
-        <w:t>ệ</w:t>
-      </w:r>
-      <w:r>
-        <w:rPr>
-          <w:rFonts w:ascii="Times New Roman" w:hAnsi="Times New Roman" w:cs="Times New Roman"/>
-          <w:i/>
-          <w:sz w:val="26"/>
-          <w:szCs w:val="26"/>
-        </w:rPr>
-        <w:t>p v</w:t>
-      </w:r>
-      <w:r>
-        <w:rPr>
-          <w:rFonts w:ascii="Times New Roman" w:hAnsi="Times New Roman" w:cs="Times New Roman"/>
-          <w:i/>
-          <w:sz w:val="26"/>
-          <w:szCs w:val="26"/>
-        </w:rPr>
-        <w:t>ớ</w:t>
-      </w:r>
-      <w:r>
-        <w:rPr>
-          <w:rFonts w:ascii="Times New Roman" w:hAnsi="Times New Roman" w:cs="Times New Roman"/>
-          <w:i/>
-          <w:sz w:val="26"/>
-          <w:szCs w:val="26"/>
-        </w:rPr>
-        <w:t>i Cơ s</w:t>
-      </w:r>
-      <w:r>
-        <w:rPr>
-          <w:rFonts w:ascii="Times New Roman" w:hAnsi="Times New Roman" w:cs="Times New Roman"/>
-          <w:i/>
-          <w:sz w:val="26"/>
-          <w:szCs w:val="26"/>
-        </w:rPr>
-        <w:t>ở</w:t>
-      </w:r>
-      <w:r>
-        <w:rPr>
-          <w:rFonts w:ascii="Times New Roman" w:hAnsi="Times New Roman" w:cs="Times New Roman"/>
-          <w:i/>
-          <w:sz w:val="26"/>
-          <w:szCs w:val="26"/>
-        </w:rPr>
-        <w:t xml:space="preserve"> d</w:t>
-      </w:r>
-      <w:r>
-        <w:rPr>
-          <w:rFonts w:ascii="Times New Roman" w:hAnsi="Times New Roman" w:cs="Times New Roman"/>
-          <w:i/>
-          <w:sz w:val="26"/>
-          <w:szCs w:val="26"/>
-        </w:rPr>
-        <w:t>ữ</w:t>
-      </w:r>
-      <w:r>
-        <w:rPr>
-          <w:rFonts w:ascii="Times New Roman" w:hAnsi="Times New Roman" w:cs="Times New Roman"/>
-          <w:i/>
-          <w:sz w:val="26"/>
-          <w:szCs w:val="26"/>
-        </w:rPr>
-        <w:t xml:space="preserve"> li</w:t>
-      </w:r>
-      <w:r>
-        <w:rPr>
-          <w:rFonts w:ascii="Times New Roman" w:hAnsi="Times New Roman" w:cs="Times New Roman"/>
-          <w:i/>
-          <w:sz w:val="26"/>
-          <w:szCs w:val="26"/>
-        </w:rPr>
-        <w:t>ệ</w:t>
-      </w:r>
-      <w:r>
-        <w:rPr>
-          <w:rFonts w:ascii="Times New Roman" w:hAnsi="Times New Roman" w:cs="Times New Roman"/>
-          <w:i/>
-          <w:sz w:val="26"/>
-          <w:szCs w:val="26"/>
-        </w:rPr>
-        <w:t>u qu</w:t>
-      </w:r>
-      <w:r>
-        <w:rPr>
-          <w:rFonts w:ascii="Times New Roman" w:hAnsi="Times New Roman" w:cs="Times New Roman"/>
-          <w:i/>
-          <w:sz w:val="26"/>
-          <w:szCs w:val="26"/>
-        </w:rPr>
-        <w:t>ố</w:t>
-      </w:r>
-      <w:r>
-        <w:rPr>
-          <w:rFonts w:ascii="Times New Roman" w:hAnsi="Times New Roman" w:cs="Times New Roman"/>
-          <w:i/>
-          <w:sz w:val="26"/>
-          <w:szCs w:val="26"/>
-        </w:rPr>
-        <w:t>c gia v</w:t>
-      </w:r>
-      <w:r>
-        <w:rPr>
-          <w:rFonts w:ascii="Times New Roman" w:hAnsi="Times New Roman" w:cs="Times New Roman"/>
-          <w:i/>
-          <w:sz w:val="26"/>
-          <w:szCs w:val="26"/>
-        </w:rPr>
-        <w:t>ề</w:t>
-      </w:r>
-      <w:r>
-        <w:rPr>
-          <w:rFonts w:ascii="Times New Roman" w:hAnsi="Times New Roman" w:cs="Times New Roman"/>
-          <w:i/>
-          <w:sz w:val="26"/>
-          <w:szCs w:val="26"/>
-        </w:rPr>
-        <w:t xml:space="preserve"> dân</w:t>
-      </w:r>
-      <w:r>
-        <w:rPr>
-          <w:rFonts w:ascii="Times New Roman" w:hAnsi="Times New Roman" w:cs="Times New Roman"/>
-          <w:i/>
-          <w:sz w:val="26"/>
-          <w:szCs w:val="26"/>
-        </w:rPr>
-        <w:t xml:space="preserve"> cư b</w:t>
-      </w:r>
-      <w:r>
-        <w:rPr>
-          <w:rFonts w:ascii="Times New Roman" w:hAnsi="Times New Roman" w:cs="Times New Roman"/>
-          <w:i/>
-          <w:sz w:val="26"/>
-          <w:szCs w:val="26"/>
-        </w:rPr>
-        <w:t>ị</w:t>
-      </w:r>
-      <w:r>
-        <w:rPr>
-          <w:rFonts w:ascii="Times New Roman" w:hAnsi="Times New Roman" w:cs="Times New Roman"/>
-          <w:i/>
-          <w:sz w:val="26"/>
-          <w:szCs w:val="26"/>
-        </w:rPr>
-        <w:t xml:space="preserve"> gián đo</w:t>
-      </w:r>
-      <w:r>
-        <w:rPr>
-          <w:rFonts w:ascii="Times New Roman" w:hAnsi="Times New Roman" w:cs="Times New Roman"/>
-          <w:i/>
-          <w:sz w:val="26"/>
-          <w:szCs w:val="26"/>
-        </w:rPr>
-        <w:t>ạ</w:t>
-      </w:r>
-      <w:r>
-        <w:rPr>
-          <w:rFonts w:ascii="Times New Roman" w:hAnsi="Times New Roman" w:cs="Times New Roman"/>
-          <w:i/>
-          <w:sz w:val="26"/>
-          <w:szCs w:val="26"/>
-        </w:rPr>
-        <w:t>n thì đ</w:t>
-      </w:r>
-      <w:r>
-        <w:rPr>
-          <w:rFonts w:ascii="Times New Roman" w:hAnsi="Times New Roman" w:cs="Times New Roman"/>
-          <w:i/>
-          <w:sz w:val="26"/>
-          <w:szCs w:val="26"/>
-        </w:rPr>
-        <w:t>ề</w:t>
-      </w:r>
-      <w:r>
-        <w:rPr>
-          <w:rFonts w:ascii="Times New Roman" w:hAnsi="Times New Roman" w:cs="Times New Roman"/>
-          <w:i/>
-          <w:sz w:val="26"/>
-          <w:szCs w:val="26"/>
-        </w:rPr>
-        <w:t xml:space="preserve"> ngh</w:t>
-      </w:r>
-      <w:r>
-        <w:rPr>
-          <w:rFonts w:ascii="Times New Roman" w:hAnsi="Times New Roman" w:cs="Times New Roman"/>
-          <w:i/>
-          <w:sz w:val="26"/>
-          <w:szCs w:val="26"/>
-        </w:rPr>
-        <w:t>ị</w:t>
-      </w:r>
-      <w:r>
-        <w:rPr>
-          <w:rFonts w:ascii="Times New Roman" w:hAnsi="Times New Roman" w:cs="Times New Roman"/>
-          <w:i/>
-          <w:sz w:val="26"/>
-          <w:szCs w:val="26"/>
-        </w:rPr>
-        <w:t xml:space="preserve"> kê khai các thông tin cá nhân dư</w:t>
-      </w:r>
-      <w:r>
-        <w:rPr>
-          <w:rFonts w:ascii="Times New Roman" w:hAnsi="Times New Roman" w:cs="Times New Roman"/>
-          <w:i/>
-          <w:sz w:val="26"/>
-          <w:szCs w:val="26"/>
-        </w:rPr>
-        <w:t>ớ</w:t>
-      </w:r>
-      <w:r>
-        <w:rPr>
-          <w:rFonts w:ascii="Times New Roman" w:hAnsi="Times New Roman" w:cs="Times New Roman"/>
-          <w:i/>
-          <w:sz w:val="26"/>
-          <w:szCs w:val="26"/>
-        </w:rPr>
-        <w:t>i đây:</w:t>
+        <w:t>Trường hợp không có số định danh cá nhân hoặc việc kết nối giữa Cơ sở dữ liệu quốc gia về đăng ký doanh nghiệp với Cơ sở dữ liệu quốc gia về dân cư bị gián đoạn thì đề nghị kê khai các thông tin cá nhân dưới đây:</w:t>
       </w:r>
     </w:p>
     <w:tbl>
@@ -2942,17 +1587,7 @@
                 <w:sz w:val="26"/>
                 <w:szCs w:val="26"/>
               </w:rPr>
-              <w:t>Vườn Xinlong, Đường Dongfeng Wes</w:t>
-            </w:r>
-            <w:bookmarkStart w:id="2" w:name="_GoBack"/>
-            <w:bookmarkEnd w:id="2"/>
-            <w:r>
-              <w:rPr>
-                <w:rFonts w:ascii="Times New Roman" w:eastAsia="Calibri" w:hAnsi="Times New Roman" w:cs="Times New Roman"/>
-                <w:sz w:val="26"/>
-                <w:szCs w:val="26"/>
-              </w:rPr>
-              <w:t>t, Thị trấn Laolong, Huyện Longchuan</w:t>
+              <w:t>Vườn Xinlong, Đường Dongfeng West, Thị trấn Laolong, Huyện Longchuan</w:t>
             </w:r>
           </w:p>
           <w:p>
